--- a/public/artifacts/HO_SO_XUAT_KHAU_THONG_QUAN_GSSDIX_FCA_269901/05_HO_SO_KHAI_CO_FORM_D_ECOSYS/05_BANG_KE_CHI_TIET_TIEU_CHI_CTH_PHU_LUC_VIII.docx
+++ b/public/artifacts/HO_SO_XUAT_KHAU_THONG_QUAN_GSSDIX_FCA_269901/05_HO_SO_KHAI_CO_FORM_D_ECOSYS/05_BANG_KE_CHI_TIET_TIEU_CHI_CTH_PHU_LUC_VIII.docx
@@ -2258,7 +2258,7 @@
         <w:br/>
         <w:t>Đối soát thực tế: Toàn bộ các nguyên liệu cấu thành sản phẩm (bột mì thuộc Chương 11, dầu cọ thuộc Chương 15, đường Chương 17, gia vị Chương 09/21, bao bì Chương 39/48) đều có mã HS ở nhóm 4 số hoàn toàn khác biệt so với nhóm HS 1905 của thành phẩm xuất khẩu. Quá trình sản xuất tại Nhà máy Thiên Long trải qua công đoạn ép đùn sinh nhiệt chín nở phồng xốp vi mô và tẩm gia vị, là quy trình gia công chế biến sâu vượt xa các công đoạn gia công đơn giản quy định tại Điều 9 Thông tư số 22/2016/TT-BCT.</w:t>
         <w:br/>
-        <w:t>➔ KẾT LUẬN: Lô hàng 1.300 thùng Snack Quẩy Giòn Giòn ĐỦ ĐIỀU KIỆN ĐƯỢC CẤP C/O MẪU D THEO TIÊU CHÍ CTH.</w:t>
+        <w:t>—&gt; KẾT LUẬN: Lô hàng 1.300 thùng Snack Quẩy Giòn Giòn ĐỦ ĐIỀU KIỆN ĐƯỢC CẤP C/O MẪU D THEO TIÊU CHÍ CTH.</w:t>
       </w:r>
     </w:p>
     <w:p>
